--- a/docs/hardware-handoff.docx
+++ b/docs/hardware-handoff.docx
@@ -68,8 +68,21 @@
       </w:r>
     </w:p>
     <w:p>
+      <w:pPr>
+        <w:pStyle w:val="Heading2"/>
+      </w:pPr>
       <w:r>
-        <w:t xml:space="preserve">还没做：报文解析程序、模拟器、识别、数据库、真机联调。</w:t>
+        <w:t xml:space="preserve">1.1 协议检查</w:t>
+      </w:r>
+    </w:p>
+    <w:p>
+      <w:r>
+        <w:t xml:space="preserve">电脑已经能检查一行 JSON 是否符合协议。合法行变成消息，坏行会被拒绝。这一步有 13 个自动测试。</w:t>
+      </w:r>
+    </w:p>
+    <w:p>
+      <w:r>
+        <w:t xml:space="preserve">还没做：内部数据模型之后的模拟器、识别、数据库、真机联调。</w:t>
       </w:r>
     </w:p>
     <w:sectPr>

--- a/docs/hardware-handoff.docx
+++ b/docs/hardware-handoff.docx
@@ -81,8 +81,21 @@
       </w:r>
     </w:p>
     <w:p>
+      <w:pPr>
+        <w:pStyle w:val="Heading2"/>
+      </w:pPr>
       <w:r>
-        <w:t xml:space="preserve">还没做：内部数据模型之后的模拟器、识别、数据库、真机联调。</w:t>
+        <w:t xml:space="preserve">1.2 内部数据</w:t>
+      </w:r>
+    </w:p>
+    <w:p>
+      <w:r>
+        <w:t xml:space="preserve">程序内部传递的重量、状态和去皮命令已经有固定形状，和串口上的 JSON 分开。视觉和融合只留了空的数据表，还没有模型。</w:t>
+      </w:r>
+    </w:p>
+    <w:p>
+      <w:r>
+        <w:t xml:space="preserve">还没做：模拟秤、识别、数据库、真机联调。</w:t>
       </w:r>
     </w:p>
     <w:sectPr>

--- a/docs/hardware-handoff.docx
+++ b/docs/hardware-handoff.docx
@@ -94,8 +94,21 @@
       </w:r>
     </w:p>
     <w:p>
+      <w:pPr>
+        <w:pStyle w:val="Heading2"/>
+      </w:pPr>
       <w:r>
-        <w:t xml:space="preserve">还没做：模拟秤、识别、数据库、真机联调。</w:t>
+        <w:t xml:space="preserve">1.3 模拟秤</w:t>
+      </w:r>
+    </w:p>
+    <w:p>
+      <w:r>
+        <w:t xml:space="preserve">没有板子时，电脑可以用同一套设备接口演放上、放稳、拿走、过载和断开。上电不会自动去皮。</w:t>
+      </w:r>
+    </w:p>
+    <w:p>
+      <w:r>
+        <w:t xml:space="preserve">还没做：主机启动入口、识别、数据库、真机联调。</w:t>
       </w:r>
     </w:p>
     <w:sectPr>

--- a/docs/hardware-handoff.docx
+++ b/docs/hardware-handoff.docx
@@ -107,8 +107,49 @@
       </w:r>
     </w:p>
     <w:p>
+      <w:pPr>
+        <w:pStyle w:val="Heading2"/>
+      </w:pPr>
       <w:r>
-        <w:t xml:space="preserve">还没做：主机启动入口、识别、数据库、真机联调。</w:t>
+        <w:t xml:space="preserve">1.4 主机入口</w:t>
+      </w:r>
+    </w:p>
+    <w:p>
+      <w:r>
+        <w:t xml:space="preserve">python -m scale_host 可以启动。默认设备是模拟器，视觉关闭。这一步只打印这三行，还不显示重量。</w:t>
+      </w:r>
+    </w:p>
+    <w:p>
+      <w:pPr>
+        <w:pStyle w:val="Heading2"/>
+      </w:pPr>
+      <w:r>
+        <w:t xml:space="preserve">目前有哪些文件</w:t>
+      </w:r>
+    </w:p>
+    <w:p>
+      <w:r>
+        <w:t xml:space="preserve">docs/protocol.md：一行一个 JSON 的通信约定。docs/state-machine.md：八个状态。docs/hardware-handoff.docx：本进度说明。</w:t>
+      </w:r>
+    </w:p>
+    <w:p>
+      <w:r>
+        <w:t xml:space="preserve">firmware/ 仍是空目录，只标明以后放驱动、称重、协议编码和状态机。芯片还没定，不要把课程点灯工程拷进来。</w:t>
+      </w:r>
+    </w:p>
+    <w:p>
+      <w:r>
+        <w:t xml:space="preserve">host/scale_host/main.py：启动入口。protocol/messages.py：检查报文。domain/models.py：程序内部的重量和状态。device/simulator.py：假秤。vision、fusion、storage、agent、ui 都还是空位。</w:t>
+      </w:r>
+    </w:p>
+    <w:p>
+      <w:r>
+        <w:t xml:space="preserve">tests/unit/ 里有协议、内部数据、假秤和启动打印的测试。data/ 和 simulator/scenarios/ 仍是空位。scripts/setup.ps1 用来安装 Python 环境。</w:t>
+      </w:r>
+    </w:p>
+    <w:p>
+      <w:r>
+        <w:t xml:space="preserve">还没做：单独的场景命令、识别、数据库、真机联调。</w:t>
       </w:r>
     </w:p>
     <w:sectPr>

--- a/docs/hardware-handoff.docx
+++ b/docs/hardware-handoff.docx
@@ -124,6 +124,19 @@
         <w:pStyle w:val="Heading2"/>
       </w:pPr>
       <w:r>
+        <w:t xml:space="preserve">1.5 场景命令</w:t>
+      </w:r>
+    </w:p>
+    <w:p>
+      <w:r>
+        <w:t xml:space="preserve">python -m simulator --scenario banana 会在没有板子的电脑上打出 0 克到 326.4 克，最后一行带 STABLE。scripts 里增加了播放场景、启动主机和跑测试三个脚本。</w:t>
+      </w:r>
+    </w:p>
+    <w:p>
+      <w:pPr>
+        <w:pStyle w:val="Heading2"/>
+      </w:pPr>
+      <w:r>
         <w:t xml:space="preserve">目前有哪些文件</w:t>
       </w:r>
     </w:p>
@@ -139,17 +152,22 @@
     </w:p>
     <w:p>
       <w:r>
-        <w:t xml:space="preserve">host/scale_host/main.py：启动入口。protocol/messages.py：检查报文。domain/models.py：程序内部的重量和状态。device/simulator.py：假秤。vision、fusion、storage、agent、ui 都还是空位。</w:t>
-      </w:r>
-    </w:p>
-    <w:p>
-      <w:r>
-        <w:t xml:space="preserve">tests/unit/ 里有协议、内部数据、假秤和启动打印的测试。data/ 和 simulator/scenarios/ 仍是空位。scripts/setup.ps1 用来安装 Python 环境。</w:t>
-      </w:r>
-    </w:p>
-    <w:p>
-      <w:r>
-        <w:t xml:space="preserve">还没做：单独的场景命令、识别、数据库、真机联调。</w:t>
+        <w:t xml:space="preserve">host/scale_host/main.py：启动入口，目前只打印开关。protocol/messages.py：检查报文。domain/models.py：程序内部的重量和状态。device/simulator.py：假秤规则。vision、fusion、storage、agent、ui 都还是空位。</w:t>
+      </w:r>
+    </w:p>
+    <w:p>
+      <w:r>
+        <w:t xml:space="preserve">simulator/__main__.py：把假秤场景打到屏幕上。scripts/setup.ps1 安装环境，run_host.ps1 启动主机，run_simulator.ps1 播放场景，test.ps1 跑测试。</w:t>
+      </w:r>
+    </w:p>
+    <w:p>
+      <w:r>
+        <w:t xml:space="preserve">tests/unit/ 里有协议、内部数据、假秤、启动打印和香蕉场景命令的测试。data/ 仍是空位。</w:t>
+      </w:r>
+    </w:p>
+    <w:p>
+      <w:r>
+        <w:t xml:space="preserve">还没做：识别、数据库、真机联调。</w:t>
       </w:r>
     </w:p>
     <w:sectPr>

--- a/docs/hardware-handoff.docx
+++ b/docs/hardware-handoff.docx
@@ -137,6 +137,19 @@
         <w:pStyle w:val="Heading2"/>
       </w:pPr>
       <w:r>
+        <w:t xml:space="preserve">1.6 日常测试</w:t>
+      </w:r>
+    </w:p>
+    <w:p>
+      <w:r>
+        <w:t xml:space="preserve">scripts/test.ps1 在不插板子时跑完全部日常测试。连续半秒内波动不超过 0.5 克才算稳定。真板测试单独放着，默认不跑。这台电脑不能直接双击 ps1，需要用 ExecutionPolicy Bypass 调用。</w:t>
+      </w:r>
+    </w:p>
+    <w:p>
+      <w:pPr>
+        <w:pStyle w:val="Heading2"/>
+      </w:pPr>
+      <w:r>
         <w:t xml:space="preserve">目前有哪些文件</w:t>
       </w:r>
     </w:p>
@@ -152,17 +165,17 @@
     </w:p>
     <w:p>
       <w:r>
-        <w:t xml:space="preserve">host/scale_host/main.py：启动入口，目前只打印开关。protocol/messages.py：检查报文。domain/models.py：程序内部的重量和状态。device/simulator.py：假秤规则。vision、fusion、storage、agent、ui 都还是空位。</w:t>
-      </w:r>
-    </w:p>
-    <w:p>
-      <w:r>
-        <w:t xml:space="preserve">simulator/__main__.py：把假秤场景打到屏幕上。scripts/setup.ps1 安装环境，run_host.ps1 启动主机，run_simulator.ps1 播放场景，test.ps1 跑测试。</w:t>
-      </w:r>
-    </w:p>
-    <w:p>
-      <w:r>
-        <w:t xml:space="preserve">tests/unit/ 里有协议、内部数据、假秤、启动打印和香蕉场景命令的测试。data/ 仍是空位。</w:t>
+        <w:t xml:space="preserve">host/scale_host/main.py：启动入口，目前只打印开关。protocol/messages.py：检查报文。domain/models.py：程序内部的重量和状态。device/dynamics.py：稳定判定。device/simulator.py：假秤规则。vision、fusion、storage、agent、ui 都还是空位。</w:t>
+      </w:r>
+    </w:p>
+    <w:p>
+      <w:r>
+        <w:t xml:space="preserve">simulator/__main__.py：把假秤场景打到屏幕上。scripts/setup.ps1 安装环境，run_host.ps1 启动主机，run_simulator.ps1 播放场景，test.ps1 跑日常测试。</w:t>
+      </w:r>
+    </w:p>
+    <w:p>
+      <w:r>
+        <w:t xml:space="preserve">tests/unit/test_dynamics.py：稳定判定。tests/unit/ 还有协议、内部数据、假秤、启动打印和香蕉场景命令的测试。tests/hardware/test_board_optional.py：真板占位，日常会跳过。data/ 仍是空位。</w:t>
       </w:r>
     </w:p>
     <w:p>

--- a/docs/hardware-handoff.docx
+++ b/docs/hardware-handoff.docx
@@ -150,12 +150,43 @@
         <w:pStyle w:val="Heading2"/>
       </w:pPr>
       <w:r>
+        <w:t xml:space="preserve">2.1 称重记录</w:t>
+      </w:r>
+    </w:p>
+    <w:p>
+      <w:r>
+        <w:t xml:space="preserve">一次称重可以写入 SQLite，再读出来。用户说认错了，会记下原来的预测、正确名字，以及当时的重量和图片路径。这张库只记历史，不存全部商品单价。</w:t>
+      </w:r>
+    </w:p>
+    <w:p>
+      <w:pPr>
+        <w:pStyle w:val="Heading2"/>
+      </w:pPr>
+      <w:r>
+        <w:t xml:space="preserve">2.2 识别和查价分成两个模型</w:t>
+      </w:r>
+    </w:p>
+    <w:p>
+      <w:r>
+        <w:t xml:space="preserve">不再准备一份本地商品总价表。电脑先用多模态模型看照片，只回答这是什么。然后再用一个更小的纯文本模型查单价和简介。多模态可以以后选 MiniMax 或火山引擎。两个模型的 key 现在都是空位，还不会真的上网查询。</w:t>
+      </w:r>
+    </w:p>
+    <w:p>
+      <w:r>
+        <w:t xml:space="preserve">对固件没有影响。单片机仍然只上报重量和状态，不负责认物品，也不负责价格。</w:t>
+      </w:r>
+    </w:p>
+    <w:p>
+      <w:pPr>
+        <w:pStyle w:val="Heading2"/>
+      </w:pPr>
+      <w:r>
         <w:t xml:space="preserve">目前有哪些文件</w:t>
       </w:r>
     </w:p>
     <w:p>
       <w:r>
-        <w:t xml:space="preserve">docs/protocol.md：一行一个 JSON 的通信约定。docs/state-machine.md：八个状态。docs/hardware-handoff.docx：本进度说明。</w:t>
+        <w:t xml:space="preserve">docs/protocol.md：一行一个 JSON 的通信约定。docs/state-machine.md：八个状态。docs/todo.md：调整后的开发顺序。docs/hardware-handoff.docx：本进度说明。</w:t>
       </w:r>
     </w:p>
     <w:p>
@@ -165,7 +196,12 @@
     </w:p>
     <w:p>
       <w:r>
-        <w:t xml:space="preserve">host/scale_host/main.py：启动入口，目前只打印开关。protocol/messages.py：检查报文。domain/models.py：程序内部的重量和状态。device/dynamics.py：稳定判定。device/simulator.py：假秤规则。vision、fusion、storage、agent、ui 都还是空位。</w:t>
+        <w:t xml:space="preserve">host/scale_host/main.py：启动入口，打印设备、视觉和查价三个开关。protocol/messages.py：检查报文。domain/models.py：程序内部的重量和状态。device/dynamics.py：稳定判定。device/simulator.py：假秤规则。storage/sqlite.py：把称重和纠错存进本地数据库。vision/interface.py：认物品的空位。catalog/lookup.py：查单价的空位。fusion、agent、ui 还是空位。</w:t>
+      </w:r>
+    </w:p>
+    <w:p>
+      <w:r>
+        <w:t xml:space="preserve">.env.example：MiniMax、火山引擎和文本模型的 key 都留空。真 key 以后只放在本机 .env，不进仓库。</w:t>
       </w:r>
     </w:p>
     <w:p>
@@ -175,12 +211,12 @@
     </w:p>
     <w:p>
       <w:r>
-        <w:t xml:space="preserve">tests/unit/test_dynamics.py：稳定判定。tests/unit/ 还有协议、内部数据、假秤、启动打印和香蕉场景命令的测试。tests/hardware/test_board_optional.py：真板占位，日常会跳过。data/ 仍是空位。</w:t>
-      </w:r>
-    </w:p>
-    <w:p>
-      <w:r>
-        <w:t xml:space="preserve">还没做：识别、数据库、真机联调。</w:t>
+        <w:t xml:space="preserve">tests/unit/test_providers.py：没 key 时不会联网。tests/unit/test_sqlite_repository.py：数据库读写。另外还有协议、内部数据、假秤、稳定判定、启动打印和香蕉场景命令的测试。tests/hardware/test_board_optional.py：真板占位，日常会跳过。</w:t>
+      </w:r>
+    </w:p>
+    <w:p>
+      <w:r>
+        <w:t xml:space="preserve">还没做：真的调用云模型、融合金额、真机联调。</w:t>
       </w:r>
     </w:p>
     <w:sectPr>

--- a/docs/hardware-handoff.docx
+++ b/docs/hardware-handoff.docx
@@ -181,6 +181,24 @@
         <w:pStyle w:val="Heading2"/>
       </w:pPr>
       <w:r>
+        <w:t xml:space="preserve">2.3 模拟识别后查单价</w:t>
+      </w:r>
+    </w:p>
+    <w:p>
+      <w:r>
+        <w:t xml:space="preserve">没有摄像头、也没有云模型 key 时，可以先走通一条固定结果：占位图 banana.jpg 被认成香蕉，再查出每千克 12 元。这是测试单价，不是市场价，也不乘重量。金额留到下一步融合。</w:t>
+      </w:r>
+    </w:p>
+    <w:p>
+      <w:r>
+        <w:t xml:space="preserve">命令是 scripts/run_quote.ps1。屏幕上应出现 label: banana 和 price_per_kg: 12.0。</w:t>
+      </w:r>
+    </w:p>
+    <w:p>
+      <w:pPr>
+        <w:pStyle w:val="Heading2"/>
+      </w:pPr>
+      <w:r>
         <w:t xml:space="preserve">目前有哪些文件</w:t>
       </w:r>
     </w:p>
@@ -196,7 +214,7 @@
     </w:p>
     <w:p>
       <w:r>
-        <w:t xml:space="preserve">host/scale_host/main.py：启动入口，打印设备、视觉和查价三个开关。protocol/messages.py：检查报文。domain/models.py：程序内部的重量和状态。device/dynamics.py：稳定判定。device/simulator.py：假秤规则。storage/sqlite.py：把称重和纠错存进本地数据库。vision/interface.py：认物品的空位。catalog/lookup.py：查单价的空位。fusion、agent、ui 还是空位。</w:t>
+        <w:t xml:space="preserve">host/scale_host/main.py：启动入口，打印设备、视觉和查价三个开关。quote.py：先认物品再查单价。protocol/messages.py：检查报文。domain/models.py：程序内部的重量和状态。device/dynamics.py：稳定判定。device/simulator.py：假秤规则。storage/sqlite.py：把称重和纠错存进本地数据库。vision/interface.py：认物品的空位。catalog/lookup.py：查单价的空位。fusion、agent、ui 还是空位。</w:t>
       </w:r>
     </w:p>
     <w:p>
@@ -206,7 +224,7 @@
     </w:p>
     <w:p>
       <w:r>
-        <w:t xml:space="preserve">simulator/__main__.py：把假秤场景打到屏幕上。scripts/setup.ps1 安装环境，run_host.ps1 启动主机，run_simulator.ps1 播放场景，test.ps1 跑日常测试。</w:t>
+        <w:t xml:space="preserve">simulator/__main__.py：把假秤场景打到屏幕上。scripts/setup.ps1 安装环境，run_host.ps1 启动主机，run_simulator.ps1 播放称重场景，run_quote.ps1 打印香蕉单价，test.ps1 跑日常测试。</w:t>
       </w:r>
     </w:p>
     <w:p>
@@ -216,7 +234,7 @@
     </w:p>
     <w:p>
       <w:r>
-        <w:t xml:space="preserve">还没做：真的调用云模型、融合金额、真机联调。</w:t>
+        <w:t xml:space="preserve">还没做：用重量乘单价得到金额、真的调用云模型、真机联调。</w:t>
       </w:r>
     </w:p>
     <w:sectPr>

--- a/docs/hardware-handoff.docx
+++ b/docs/hardware-handoff.docx
@@ -199,6 +199,24 @@
         <w:pStyle w:val="Heading2"/>
       </w:pPr>
       <w:r>
+        <w:t xml:space="preserve">2.4 用稳定重量算金额</w:t>
+      </w:r>
+    </w:p>
+    <w:p>
+      <w:r>
+        <w:t xml:space="preserve">假秤上的香蕉稳定在 326.4 克。电脑用上一步的测试单价每千克 12 元，算出 3.92 元。重量还在变、秤过载，或者秤上是空的，都不出金额。这一步仍不联网，也不把结果写进数据库。</w:t>
+      </w:r>
+    </w:p>
+    <w:p>
+      <w:r>
+        <w:t xml:space="preserve">命令是 scripts/run_sale.ps1。屏幕上应出现 weight_g: 326.4 和 amount_yuan: 3.92。单片机仍然只负责把克数报上来，金额在电脑上算。</w:t>
+      </w:r>
+    </w:p>
+    <w:p>
+      <w:pPr>
+        <w:pStyle w:val="Heading2"/>
+      </w:pPr>
+      <w:r>
         <w:t xml:space="preserve">目前有哪些文件</w:t>
       </w:r>
     </w:p>
@@ -214,7 +232,7 @@
     </w:p>
     <w:p>
       <w:r>
-        <w:t xml:space="preserve">host/scale_host/main.py：启动入口，打印设备、视觉和查价三个开关。quote.py：先认物品再查单价。protocol/messages.py：检查报文。domain/models.py：程序内部的重量和状态。device/dynamics.py：稳定判定。device/simulator.py：假秤规则。storage/sqlite.py：把称重和纠错存进本地数据库。vision/interface.py：认物品的空位。catalog/lookup.py：查单价的空位。fusion、agent、ui 还是空位。</w:t>
+        <w:t xml:space="preserve">host/scale_host/main.py：启动入口，打印设备、视觉和查价三个开关。quote.py：先认物品再查单价。sale.py：等重量稳定后算出金额。fusion/price.py：克数乘单价，四舍五入到分。protocol/messages.py：检查报文。domain/models.py：程序内部的重量和状态。device/dynamics.py：稳定判定。device/simulator.py：假秤规则。storage/sqlite.py：把称重和纠错存进本地数据库。vision/interface.py：认物品的空位。catalog/lookup.py：查单价的空位。agent、ui 还是空位。</w:t>
       </w:r>
     </w:p>
     <w:p>
@@ -224,7 +242,7 @@
     </w:p>
     <w:p>
       <w:r>
-        <w:t xml:space="preserve">simulator/__main__.py：把假秤场景打到屏幕上。scripts/setup.ps1 安装环境，run_host.ps1 启动主机，run_simulator.ps1 播放称重场景，run_quote.ps1 打印香蕉单价，test.ps1 跑日常测试。</w:t>
+        <w:t xml:space="preserve">simulator/__main__.py：把假秤场景打到屏幕上。scripts/setup.ps1 安装环境，run_host.ps1 启动主机，run_simulator.ps1 播放称重场景，run_quote.ps1 打印香蕉单价，run_sale.ps1 打印 3.92 元，test.ps1 跑日常测试。</w:t>
       </w:r>
     </w:p>
     <w:p>
@@ -234,7 +252,7 @@
     </w:p>
     <w:p>
       <w:r>
-        <w:t xml:space="preserve">还没做：用重量乘单价得到金额、真的调用云模型、真机联调。</w:t>
+        <w:t xml:space="preserve">还没做：把这次金额写进数据库、真的调用云模型、真机联调。</w:t>
       </w:r>
     </w:p>
     <w:sectPr>

--- a/docs/hardware-handoff.docx
+++ b/docs/hardware-handoff.docx
@@ -217,6 +217,24 @@
         <w:pStyle w:val="Heading2"/>
       </w:pPr>
       <w:r>
+        <w:t xml:space="preserve">2.5 把这次结果记下来</w:t>
+      </w:r>
+    </w:p>
+    <w:p>
+      <w:r>
+        <w:t xml:space="preserve">假秤、认成香蕉、查出每千克 12 元、算出 3.92 元，这四步接在一起之后，会写入 SQLite，再从数据库读出来。读回的仍是 326.4 克和 3.92 元。数据库记的是这一次称重，不是一份商品总价表。</w:t>
+      </w:r>
+    </w:p>
+    <w:p>
+      <w:r>
+        <w:t xml:space="preserve">命令是 scripts/run_record.ps1。屏幕上除了金额，还应出现 stored: banana-demo。这表示这一行是从数据库读回来的。</w:t>
+      </w:r>
+    </w:p>
+    <w:p>
+      <w:pPr>
+        <w:pStyle w:val="Heading2"/>
+      </w:pPr>
+      <w:r>
         <w:t xml:space="preserve">目前有哪些文件</w:t>
       </w:r>
     </w:p>
@@ -232,7 +250,7 @@
     </w:p>
     <w:p>
       <w:r>
-        <w:t xml:space="preserve">host/scale_host/main.py：启动入口，打印设备、视觉和查价三个开关。quote.py：先认物品再查单价。sale.py：等重量稳定后算出金额。fusion/price.py：克数乘单价，四舍五入到分。protocol/messages.py：检查报文。domain/models.py：程序内部的重量和状态。device/dynamics.py：稳定判定。device/simulator.py：假秤规则。storage/sqlite.py：把称重和纠错存进本地数据库。vision/interface.py：认物品的空位。catalog/lookup.py：查单价的空位。agent、ui 还是空位。</w:t>
+        <w:t xml:space="preserve">host/scale_host/main.py：启动入口，打印设备、视觉和查价三个开关。quote.py：先认物品再查单价。sale.py：等重量稳定后算出金额。pipeline.py：把这次金额写入数据库再读出。fusion/price.py：克数乘单价，四舍五入到分。protocol/messages.py：检查报文。domain/models.py：程序内部的重量和状态。device/dynamics.py：稳定判定。device/simulator.py：假秤规则。storage/sqlite.py：本地数据库，现在也能记下名称、单价和金额。vision/interface.py：认物品的空位。catalog/lookup.py：查单价的空位。agent、ui 还是空位。</w:t>
       </w:r>
     </w:p>
     <w:p>
@@ -242,17 +260,17 @@
     </w:p>
     <w:p>
       <w:r>
-        <w:t xml:space="preserve">simulator/__main__.py：把假秤场景打到屏幕上。scripts/setup.ps1 安装环境，run_host.ps1 启动主机，run_simulator.ps1 播放称重场景，run_quote.ps1 打印香蕉单价，run_sale.ps1 打印 3.92 元，test.ps1 跑日常测试。</w:t>
-      </w:r>
-    </w:p>
-    <w:p>
-      <w:r>
-        <w:t xml:space="preserve">tests/unit/test_providers.py：没 key 时不会联网。tests/unit/test_sqlite_repository.py：数据库读写。另外还有协议、内部数据、假秤、稳定判定、启动打印和香蕉场景命令的测试。tests/hardware/test_board_optional.py：真板占位，日常会跳过。</w:t>
-      </w:r>
-    </w:p>
-    <w:p>
-      <w:r>
-        <w:t xml:space="preserve">还没做：把这次金额写进数据库、真的调用云模型、真机联调。</w:t>
+        <w:t xml:space="preserve">simulator/__main__.py：把假秤场景打到屏幕上。scripts/setup.ps1 安装环境，run_host.ps1 启动主机，run_simulator.ps1 播放称重场景，run_quote.ps1 打印香蕉单价，run_sale.ps1 打印 3.92 元，run_record.ps1 把这次结果写入数据库再读出，test.ps1 跑日常测试。</w:t>
+      </w:r>
+    </w:p>
+    <w:p>
+      <w:r>
+        <w:t xml:space="preserve">tests/integration/test_banana_pipeline.py：从假秤走到数据库。tests/unit/test_providers.py：没 key 时不会联网。tests/unit/test_sqlite_repository.py：数据库读写。另外还有协议、内部数据、假秤、稳定判定、启动打印和香蕉场景命令的测试。tests/hardware/test_board_optional.py：真板占位，日常会跳过。</w:t>
+      </w:r>
+    </w:p>
+    <w:p>
+      <w:r>
+        <w:t xml:space="preserve">还没做：启动时直接打印这次结果、真的调用云模型、真机联调。</w:t>
       </w:r>
     </w:p>
     <w:sectPr>

--- a/docs/hardware-handoff.docx
+++ b/docs/hardware-handoff.docx
@@ -235,6 +235,24 @@
         <w:pStyle w:val="Heading2"/>
       </w:pPr>
       <w:r>
+        <w:t xml:space="preserve">2.6 启动主机就看到结果</w:t>
+      </w:r>
+    </w:p>
+    <w:p>
+      <w:r>
+        <w:t xml:space="preserve">现在直接启动主机，就会用假秤走一遍香蕉：326.4 克，每千克 12 元，金额 3.92 元，并写入数据库。屏幕上有一行 stored: banana- 开头的编号，每次启动编号不同。不需要摄像头，也不联网。</w:t>
+      </w:r>
+    </w:p>
+    <w:p>
+      <w:r>
+        <w:t xml:space="preserve">命令是 scripts/run_host.ps1。如果把视觉开关设成 disabled，主机只打印三个开关，不算钱。单片机仍然只报重量。</w:t>
+      </w:r>
+    </w:p>
+    <w:p>
+      <w:pPr>
+        <w:pStyle w:val="Heading2"/>
+      </w:pPr>
+      <w:r>
         <w:t xml:space="preserve">目前有哪些文件</w:t>
       </w:r>
     </w:p>
@@ -250,12 +268,12 @@
     </w:p>
     <w:p>
       <w:r>
-        <w:t xml:space="preserve">host/scale_host/main.py：启动入口，打印设备、视觉和查价三个开关。quote.py：先认物品再查单价。sale.py：等重量稳定后算出金额。pipeline.py：把这次金额写入数据库再读出。fusion/price.py：克数乘单价，四舍五入到分。protocol/messages.py：检查报文。domain/models.py：程序内部的重量和状态。device/dynamics.py：稳定判定。device/simulator.py：假秤规则。storage/sqlite.py：本地数据库，现在也能记下名称、单价和金额。vision/interface.py：认物品的空位。catalog/lookup.py：查单价的空位。agent、ui 还是空位。</w:t>
-      </w:r>
-    </w:p>
-    <w:p>
-      <w:r>
-        <w:t xml:space="preserve">.env.example：MiniMax、火山引擎和文本模型的 key 都留空。真 key 以后只放在本机 .env，不进仓库。</w:t>
+        <w:t xml:space="preserve">host/scale_host/main.py：启动入口。默认识别打开时，会打印金额和数据库编号。quote.py：先认物品再查单价。sale.py：等重量稳定后算出金额。pipeline.py：把这次金额写入数据库再读出。fusion/price.py：克数乘单价，四舍五入到分。protocol/messages.py：检查报文。domain/models.py：程序内部的重量和状态。device/dynamics.py：稳定判定。device/simulator.py：假秤规则。storage/sqlite.py：本地数据库，现在也能记下名称、单价和金额。vision/interface.py：认物品的空位。catalog/lookup.py：查单价的空位。agent、ui 还是空位。</w:t>
+      </w:r>
+    </w:p>
+    <w:p>
+      <w:r>
+        <w:t xml:space="preserve">.env.example：默认识别和查价都是 mock，这样一启动就能看到香蕉金额。MiniMax、火山引擎和文本模型的 key 都留空。真 key 以后只放在本机 .env，不进仓库。</w:t>
       </w:r>
     </w:p>
     <w:p>
@@ -270,7 +288,7 @@
     </w:p>
     <w:p>
       <w:r>
-        <w:t xml:space="preserve">还没做：启动时直接打印这次结果、真的调用云模型、真机联调。</w:t>
+        <w:t xml:space="preserve">还没做：真的调用云模型、真机联调。</w:t>
       </w:r>
     </w:p>
     <w:sectPr>

--- a/docs/hardware-handoff.docx
+++ b/docs/hardware-handoff.docx
@@ -253,6 +253,24 @@
         <w:pStyle w:val="Heading2"/>
       </w:pPr>
       <w:r>
+        <w:t xml:space="preserve">3.1 串口协议接到假端口</w:t>
+      </w:r>
+    </w:p>
+    <w:p>
+      <w:r>
+        <w:t xml:space="preserve">电脑现在能读协议里的一行重量 JSON，也能按协议写回去皮和要显示的金额。测试用的是内存里的假端口，不会打开 COM 口，所以没有板子也能验收。坏行会被丢掉，后面的合法重量还在。</w:t>
+      </w:r>
+    </w:p>
+    <w:p>
+      <w:r>
+        <w:t xml:space="preserve">SCALE_DEVICE=serial 但没写 SERIAL_PORT 时，主机直接退出。写了 COM 口也先不打开它，等板子到了再接。固件仍按 docs/protocol.md 发那一行 JSON。</w:t>
+      </w:r>
+    </w:p>
+    <w:p>
+      <w:pPr>
+        <w:pStyle w:val="Heading2"/>
+      </w:pPr>
+      <w:r>
         <w:t xml:space="preserve">目前有哪些文件</w:t>
       </w:r>
     </w:p>
@@ -268,7 +286,7 @@
     </w:p>
     <w:p>
       <w:r>
-        <w:t xml:space="preserve">host/scale_host/main.py：启动入口。默认识别打开时，会打印金额和数据库编号。quote.py：先认物品再查单价。sale.py：等重量稳定后算出金额。pipeline.py：把这次金额写入数据库再读出。fusion/price.py：克数乘单价，四舍五入到分。protocol/messages.py：检查报文。domain/models.py：程序内部的重量和状态。device/dynamics.py：稳定判定。device/simulator.py：假秤规则。storage/sqlite.py：本地数据库，现在也能记下名称、单价和金额。vision/interface.py：认物品的空位。catalog/lookup.py：查单价的空位。agent、ui 还是空位。</w:t>
+        <w:t xml:space="preserve">host/scale_host/main.py：启动入口。模拟器会打印金额；串口只检查有没有端口号，这一步不打开 COM。device/serial_device.py：按协议读写一行 JSON，测试用假端口。quote.py：先认物品再查单价。sale.py：等重量稳定后算出金额。pipeline.py：把这次金额写入数据库再读出。fusion/price.py：克数乘单价，四舍五入到分。protocol/messages.py：检查报文。domain/models.py：程序内部的重量和状态。device/dynamics.py：稳定判定。device/simulator.py：假秤规则。storage/sqlite.py：本地数据库，现在也能记下名称、单价和金额。vision/interface.py：认物品的空位。catalog/lookup.py：查单价的空位。agent、ui 还是空位。</w:t>
       </w:r>
     </w:p>
     <w:p>
@@ -288,7 +306,7 @@
     </w:p>
     <w:p>
       <w:r>
-        <w:t xml:space="preserve">还没做：真的调用云模型、真机联调。</w:t>
+        <w:t xml:space="preserve">还没做：打开真实 COM 口、真的调用云模型、真机联调。</w:t>
       </w:r>
     </w:p>
     <w:sectPr>

--- a/docs/hardware-handoff.docx
+++ b/docs/hardware-handoff.docx
@@ -271,6 +271,24 @@
         <w:pStyle w:val="Heading2"/>
       </w:pPr>
       <w:r>
+        <w:t xml:space="preserve">3.2 按配置打开串口</w:t>
+      </w:r>
+    </w:p>
+    <w:p>
+      <w:r>
+        <w:t xml:space="preserve">主机现在会按 115200、8 数据位、无校验、1 停止位打开 SERIAL_PORT，确认能打开后立刻关掉，避免一直占着端口。打不开就退出，并写明是哪一个端口。这台电脑目前没有 COM 口，所以还看不到板子上的重量。</w:t>
+      </w:r>
+    </w:p>
+    <w:p>
+      <w:r>
+        <w:t xml:space="preserve">没有板子时的验收：把端口名设成一个不存在的名字，例如 COM_NOT_A_PORT，主机应打印 cannot open serial port。固件同学仍不用改接线。</w:t>
+      </w:r>
+    </w:p>
+    <w:p>
+      <w:pPr>
+        <w:pStyle w:val="Heading2"/>
+      </w:pPr>
+      <w:r>
         <w:t xml:space="preserve">目前有哪些文件</w:t>
       </w:r>
     </w:p>
@@ -286,7 +304,7 @@
     </w:p>
     <w:p>
       <w:r>
-        <w:t xml:space="preserve">host/scale_host/main.py：启动入口。模拟器会打印金额；串口只检查有没有端口号，这一步不打开 COM。device/serial_device.py：按协议读写一行 JSON，测试用假端口。quote.py：先认物品再查单价。sale.py：等重量稳定后算出金额。pipeline.py：把这次金额写入数据库再读出。fusion/price.py：克数乘单价，四舍五入到分。protocol/messages.py：检查报文。domain/models.py：程序内部的重量和状态。device/dynamics.py：稳定判定。device/simulator.py：假秤规则。storage/sqlite.py：本地数据库，现在也能记下名称、单价和金额。vision/interface.py：认物品的空位。catalog/lookup.py：查单价的空位。agent、ui 还是空位。</w:t>
+        <w:t xml:space="preserve">host/scale_host/main.py：启动入口。模拟器会打印金额；串口会按 115200 8N1 打开，打不开就退出。device/serial_device.py：按协议读写一行 JSON，并负责打开 COM。quote.py：先认物品再查单价。sale.py：等重量稳定后算出金额。pipeline.py：把这次金额写入数据库再读出。fusion/price.py：克数乘单价，四舍五入到分。protocol/messages.py：检查报文。domain/models.py：程序内部的重量和状态。device/dynamics.py：稳定判定。device/simulator.py：假秤规则。storage/sqlite.py：本地数据库，现在也能记下名称、单价和金额。vision/interface.py：认物品的空位。catalog/lookup.py：查单价的空位。agent、ui 还是空位。</w:t>
       </w:r>
     </w:p>
     <w:p>
@@ -306,7 +324,7 @@
     </w:p>
     <w:p>
       <w:r>
-        <w:t xml:space="preserve">还没做：打开真实 COM 口、真的调用云模型、真机联调。</w:t>
+        <w:t xml:space="preserve">还没做：从真板连续读重量、真的调用云模型。</w:t>
       </w:r>
     </w:p>
     <w:sectPr>

--- a/docs/hardware-handoff.docx
+++ b/docs/hardware-handoff.docx
@@ -289,6 +289,24 @@
         <w:pStyle w:val="Heading2"/>
       </w:pPr>
       <w:r>
+        <w:t xml:space="preserve">3.3 读到稳定重量再计价</w:t>
+      </w:r>
+    </w:p>
+    <w:p>
+      <w:r>
+        <w:t xml:space="preserve">串口上如果先来一行 WEIGHT_STABLE，再来一行 326.4 克且已经稳定，电脑会算出 3.92 元，写入数据库，并把要显示的金额按协议写回去。没有板子时用一段写好的报文重放，不打开 COM 口。</w:t>
+      </w:r>
+    </w:p>
+    <w:p>
+      <w:r>
+        <w:t xml:space="preserve">命令是 scripts/run_serial_replay.ps1。屏幕上应出现 amount_yuan: 3.92 和 stored: banana-replay。真板插上之后，主机打开端口就会等这样一行；大约一秒没有数据就退出。</w:t>
+      </w:r>
+    </w:p>
+    <w:p>
+      <w:pPr>
+        <w:pStyle w:val="Heading2"/>
+      </w:pPr>
+      <w:r>
         <w:t xml:space="preserve">目前有哪些文件</w:t>
       </w:r>
     </w:p>
@@ -324,7 +342,7 @@
     </w:p>
     <w:p>
       <w:r>
-        <w:t xml:space="preserve">还没做：从真板连续读重量、真的调用云模型。</w:t>
+        <w:t xml:space="preserve">还没做：插上真板连续收重量、真的调用云模型。</w:t>
       </w:r>
     </w:p>
     <w:sectPr>

--- a/docs/hardware-handoff.docx
+++ b/docs/hardware-handoff.docx
@@ -307,6 +307,24 @@
         <w:pStyle w:val="Heading2"/>
       </w:pPr>
       <w:r>
+        <w:t xml:space="preserve">3.4 连续重量，稳定后才计价</w:t>
+      </w:r>
+    </w:p>
+    <w:p>
+      <w:r>
+        <w:t xml:space="preserve">假报文按上秤的过程连发 0 克、12 克、145 克、310 克、326 克，这些都还不稳定，不计价。最后一行 326.4 克并且状态是 WEIGHT_STABLE，才算出 3.92 元。屏幕上 skipped: 5 表示前面五行被跳过。不打开 COM 口。</w:t>
+      </w:r>
+    </w:p>
+    <w:p>
+      <w:r>
+        <w:t xml:space="preserve">命令是 scripts/run_serial_sequence.ps1。应看到 skipped: 5 和 amount_yuan: 3.92，以及 stored: banana-sequence。</w:t>
+      </w:r>
+    </w:p>
+    <w:p>
+      <w:pPr>
+        <w:pStyle w:val="Heading2"/>
+      </w:pPr>
+      <w:r>
         <w:t xml:space="preserve">目前有哪些文件</w:t>
       </w:r>
     </w:p>
@@ -342,7 +360,7 @@
     </w:p>
     <w:p>
       <w:r>
-        <w:t xml:space="preserve">还没做：插上真板连续收重量、真的调用云模型。</w:t>
+        <w:t xml:space="preserve">还没做：插上真板收这串重量、真的调用云模型。</w:t>
       </w:r>
     </w:p>
     <w:sectPr>

--- a/docs/hardware-handoff.docx
+++ b/docs/hardware-handoff.docx
@@ -325,6 +325,24 @@
         <w:pStyle w:val="Heading2"/>
       </w:pPr>
       <w:r>
+        <w:t xml:space="preserve">4.1 认错了可以改</w:t>
+      </w:r>
+    </w:p>
+    <w:p>
+      <w:r>
+        <w:t xml:space="preserve">一次称重被认成香蕉之后，可以把正确名字改成苹果。数据库记下原来的预测、改后的名字，以及当时的 326.4 克和图片路径。这不是商品总价表，只是这一次称重的更正。不需要板子，也不上网查价格。</w:t>
+      </w:r>
+    </w:p>
+    <w:p>
+      <w:r>
+        <w:t xml:space="preserve">命令是 scripts/run_correct.ps1。应看到 predicted: banana、correct: apple 和 weight_g: 326.4。</w:t>
+      </w:r>
+    </w:p>
+    <w:p>
+      <w:pPr>
+        <w:pStyle w:val="Heading2"/>
+      </w:pPr>
+      <w:r>
         <w:t xml:space="preserve">目前有哪些文件</w:t>
       </w:r>
     </w:p>
@@ -360,7 +378,7 @@
     </w:p>
     <w:p>
       <w:r>
-        <w:t xml:space="preserve">还没做：插上真板收这串重量、真的调用云模型。</w:t>
+        <w:t xml:space="preserve">还没做：插上真板收重量、真的调用云模型。纠错已经可以记下来，但还不会拿它重新训练模型。</w:t>
       </w:r>
     </w:p>
     <w:sectPr>

--- a/docs/hardware-handoff.docx
+++ b/docs/hardware-handoff.docx
@@ -343,6 +343,24 @@
         <w:pStyle w:val="Heading2"/>
       </w:pPr>
       <w:r>
+        <w:t xml:space="preserve">5.1 两个模型的请求先写好，先不发送</w:t>
+      </w:r>
+    </w:p>
+    <w:p>
+      <w:r>
+        <w:t xml:space="preserve">多模态请求只问这是什么，并带上图片路径。文本请求只根据名字查单价，不看图片。这一步把两份请求打印出来，sent: no 表示没有上网。就算本机已经写了 key，也不会发请求，输出里也不会出现 key。</w:t>
+      </w:r>
+    </w:p>
+    <w:p>
+      <w:r>
+        <w:t xml:space="preserve">命令是 scripts/run_request_preview.ps1。应看到 vision_task: identify、text_task: price_lookup 和 sent: no。真的调用要等 key 补上之后。</w:t>
+      </w:r>
+    </w:p>
+    <w:p>
+      <w:pPr>
+        <w:pStyle w:val="Heading2"/>
+      </w:pPr>
+      <w:r>
         <w:t xml:space="preserve">目前有哪些文件</w:t>
       </w:r>
     </w:p>
@@ -378,7 +396,7 @@
     </w:p>
     <w:p>
       <w:r>
-        <w:t xml:space="preserve">还没做：插上真板收重量、真的调用云模型。纠错已经可以记下来，但还不会拿它重新训练模型。</w:t>
+        <w:t xml:space="preserve">还没做：插上真板收重量、真正把请求发给云模型。</w:t>
       </w:r>
     </w:p>
     <w:sectPr>

--- a/docs/hardware-handoff.docx
+++ b/docs/hardware-handoff.docx
@@ -361,6 +361,24 @@
         <w:pStyle w:val="Heading2"/>
       </w:pPr>
       <w:r>
+        <w:t xml:space="preserve">5.2 请求先交给本机回环</w:t>
+      </w:r>
+    </w:p>
+    <w:p>
+      <w:r>
+        <w:t xml:space="preserve">两份请求现在会交到程序自己的回环里，确认一份是认物品，一份是按名字查单价。remote: loopback 和 sent_to_internet: no 表示没有访问 MiniMax、火山引擎或其他网站。key 不会写进请求正文。</w:t>
+      </w:r>
+    </w:p>
+    <w:p>
+      <w:r>
+        <w:t xml:space="preserve">命令是 scripts/run_loopback.ps1。应看到 posted: 2 和 sent_to_internet: no。这一步不需要梯子。</w:t>
+      </w:r>
+    </w:p>
+    <w:p>
+      <w:pPr>
+        <w:pStyle w:val="Heading2"/>
+      </w:pPr>
+      <w:r>
         <w:t xml:space="preserve">目前有哪些文件</w:t>
       </w:r>
     </w:p>
@@ -396,7 +414,7 @@
     </w:p>
     <w:p>
       <w:r>
-        <w:t xml:space="preserve">还没做：插上真板收重量、真正把请求发给云模型。</w:t>
+        <w:t xml:space="preserve">还没做：插上真板收重量、把请求真正发给云模型。</w:t>
       </w:r>
     </w:p>
     <w:sectPr>

--- a/docs/hardware-handoff.docx
+++ b/docs/hardware-handoff.docx
@@ -372,6 +372,24 @@
     <w:p>
       <w:r>
         <w:t xml:space="preserve">命令是 scripts/run_loopback.ps1。应看到 posted: 2 和 sent_to_internet: no。这一步不需要梯子。</w:t>
+      </w:r>
+    </w:p>
+    <w:p>
+      <w:pPr>
+        <w:pStyle w:val="Heading2"/>
+      </w:pPr>
+      <w:r>
+        <w:t xml:space="preserve">5.3 视觉应答里的价格丢掉</w:t>
+      </w:r>
+    </w:p>
+    <w:p>
+      <w:r>
+        <w:t xml:space="preserve">回环可以假装视觉模型回了一句香蕉，并多写了一个 999 元。解析时这个价格会被丢掉，识别结果里只有名字和置信度。单价只从文本应答里取，这里的 12 元是回环测试数据，不是上网查到的市场价格。</w:t>
+      </w:r>
+    </w:p>
+    <w:p>
+      <w:r>
+        <w:t xml:space="preserve">命令是 scripts/run_parse_response.ps1。应看到 price_from_vision: no、text_price_per_kg: 12.0 和 source: loopback。</w:t>
       </w:r>
     </w:p>
     <w:p>

--- a/docs/hardware-handoff.docx
+++ b/docs/hardware-handoff.docx
@@ -390,6 +390,24 @@
     <w:p>
       <w:r>
         <w:t xml:space="preserve">命令是 scripts/run_parse_response.ps1。应看到 price_from_vision: no、text_price_per_kg: 12.0 和 source: loopback。</w:t>
+      </w:r>
+    </w:p>
+    <w:p>
+      <w:pPr>
+        <w:pStyle w:val="Heading2"/>
+      </w:pPr>
+      <w:r>
+        <w:t xml:space="preserve">5.4 用文本应答里的单价算金额</w:t>
+      </w:r>
+    </w:p>
+    <w:p>
+      <w:r>
+        <w:t xml:space="preserve">稳定重量仍是 326.4 克。单价只取文本应答里的每千克 12 元，所以金额是 3.92 元。视觉应答里即使写了 999 元，也不参与计算。这仍是回环测试数据，不是上网查到的价格。单片机还是只报克数。</w:t>
+      </w:r>
+    </w:p>
+    <w:p>
+      <w:r>
+        <w:t xml:space="preserve">命令是 scripts/run_reply_sale.ps1。应看到 price_from_vision: no、amount_yuan: 3.92 和 source: loopback。这一步不需要梯子。</w:t>
       </w:r>
     </w:p>
     <w:p>

--- a/docs/hardware-handoff.docx
+++ b/docs/hardware-handoff.docx
@@ -408,6 +408,47 @@
     <w:p>
       <w:r>
         <w:t xml:space="preserve">命令是 scripts/run_reply_sale.ps1。应看到 price_from_vision: no、amount_yuan: 3.92 和 source: loopback。这一步不需要梯子。</w:t>
+      </w:r>
+    </w:p>
+    <w:p>
+      <w:pPr>
+        <w:pStyle w:val="Heading2"/>
+      </w:pPr>
+      <w:r>
+        <w:t xml:space="preserve">5.5 电脑回给你的显示行</w:t>
+      </w:r>
+    </w:p>
+    <w:p>
+      <w:r>
+        <w:t xml:space="preserve">金额算完之后，电脑会按协议回一行 display_result。示例是香蕉、326.4 克、3.92 元。视觉模型如果多写了 999 元，这一行里不会出现。你在单片机上解析这一行即可，不用认识商品，也不用算价格。这一步不打开 COM 口。</w:t>
+      </w:r>
+    </w:p>
+    <w:p>
+      <w:r>
+        <w:t xml:space="preserve">命令是 scripts/run_display_line.ps1。应看到一行 JSON，里面有 product banana、weight_g 326.4 和 price 3.92。</w:t>
+      </w:r>
+    </w:p>
+    <w:p>
+      <w:pPr>
+        <w:pStyle w:val="Heading2"/>
+      </w:pPr>
+      <w:r>
+        <w:t xml:space="preserve">你可以现在开始固件</w:t>
+      </w:r>
+    </w:p>
+    <w:p>
+      <w:r>
+        <w:t xml:space="preserve">协议、状态机、电脑读重量、电脑回显示，软件这边已经齐了。你不用等摄像头，也不用等云模型的 key。</w:t>
+      </w:r>
+    </w:p>
+    <w:p>
+      <w:r>
+        <w:t xml:space="preserve">请先回复三件事：芯片是 F103 还是 F107、称重传感器满量程、HX711 的 DT 和 SCK 接在哪两个脚。过载阈值等量程确认后再填。上电不要自动去皮。</w:t>
+      </w:r>
+    </w:p>
+    <w:p>
+      <w:r>
+        <w:t xml:space="preserve">固件要做的是：读 HX711，按八个状态切换，用一行 JSON 上报 weight 和 status，收到 tare 后去皮并回 ack，收到 display_result 后显示商品名、克数和金额。屏幕可以后做。课程里的点灯工程不要拷进这个仓库。</w:t>
       </w:r>
     </w:p>
     <w:p>

--- a/docs/hardware-handoff.docx
+++ b/docs/hardware-handoff.docx
@@ -426,6 +426,24 @@
     <w:p>
       <w:r>
         <w:t xml:space="preserve">命令是 scripts/run_display_line.ps1。应看到一行 JSON，里面有 product banana、weight_g 326.4 和 price 3.92。</w:t>
+      </w:r>
+    </w:p>
+    <w:p>
+      <w:pPr>
+        <w:pStyle w:val="Heading2"/>
+      </w:pPr>
+      <w:r>
+        <w:t xml:space="preserve">5.6 记下的金额和显示行相同</w:t>
+      </w:r>
+    </w:p>
+    <w:p>
+      <w:r>
+        <w:t xml:space="preserve">这一笔 3.92 元会写入电脑本地的一次称重记录，再读出来。读回的金额和要发给单片机的显示金额是同一个数。视觉应答里的 999 元不会进数据库。这不是商品总价表，只记这一次。不打开 COM 口，也不上网。</w:t>
+      </w:r>
+    </w:p>
+    <w:p>
+      <w:r>
+        <w:t xml:space="preserve">命令是 scripts/run_reply_record.ps1。应看到 stored: banana-reply、amount_yuan: 3.92、display_price: 3.92 和 same_amount: yes。</w:t>
       </w:r>
     </w:p>
     <w:p>

--- a/docs/hardware-handoff.docx
+++ b/docs/hardware-handoff.docx
@@ -444,6 +444,24 @@
     <w:p>
       <w:r>
         <w:t xml:space="preserve">命令是 scripts/run_reply_record.ps1。应看到 stored: banana-reply、amount_yuan: 3.92、display_price: 3.92 和 same_amount: yes。</w:t>
+      </w:r>
+    </w:p>
+    <w:p>
+      <w:pPr>
+        <w:pStyle w:val="Heading2"/>
+      </w:pPr>
+      <w:r>
+        <w:t xml:space="preserve">5.7 假串口的稳定重量也走应答计价</w:t>
+      </w:r>
+    </w:p>
+    <w:p>
+      <w:r>
+        <w:t xml:space="preserve">现在把协议里的一行稳定重量放进假端口：先是 WEIGHT_STABLE，再是 326.4 克。电脑用文本应答里的每千克 12 元算出 3.92 元，写回显示行，并记进这一次称重。视觉应答里的 999 元不会出现在显示行里。不打开真实 COM 口，也不上网。单片机以后只要按协议发出这两行即可。</w:t>
+      </w:r>
+    </w:p>
+    <w:p>
+      <w:r>
+        <w:t xml:space="preserve">命令是 scripts/run_serial_reply.ps1。应看到 weight_g: 326.4、display_price: 3.92、stored: banana-serial-reply、same_amount: yes 和 sent_to_internet: no。</w:t>
       </w:r>
     </w:p>
     <w:p>

--- a/docs/hardware-handoff.docx
+++ b/docs/hardware-handoff.docx
@@ -462,6 +462,24 @@
     <w:p>
       <w:r>
         <w:t xml:space="preserve">命令是 scripts/run_serial_reply.ps1。应看到 weight_g: 326.4、display_price: 3.92、stored: banana-serial-reply、same_amount: yes 和 sent_to_internet: no。</w:t>
+      </w:r>
+    </w:p>
+    <w:p>
+      <w:pPr>
+        <w:pStyle w:val="Heading2"/>
+      </w:pPr>
+      <w:r>
+        <w:t xml:space="preserve">5.8 还在变化的重量不计价</w:t>
+      </w:r>
+    </w:p>
+    <w:p>
+      <w:r>
+        <w:t xml:space="preserve">假串口按上秤的过程连发 0 克、12 克、145 克、310 克、326 克，这些都还不稳定，不计价，也不写显示行。最后一行 326.4 克并且状态是 WEIGHT_STABLE，才用文本应答里的单价算出 3.92 元。屏幕上 skipped: 5 表示前面五行被跳过。视觉应答里的 999 元仍然不参与。不打开真实 COM 口，也不上网。</w:t>
+      </w:r>
+    </w:p>
+    <w:p>
+      <w:r>
+        <w:t xml:space="preserve">命令是 scripts/run_serial_reply_sequence.ps1。应看到 skipped: 5、display_price: 3.92 和 stored: banana-serial-sequence。</w:t>
       </w:r>
     </w:p>
     <w:p>

--- a/docs/hardware-handoff.docx
+++ b/docs/hardware-handoff.docx
@@ -480,6 +480,24 @@
     <w:p>
       <w:r>
         <w:t xml:space="preserve">命令是 scripts/run_serial_reply_sequence.ps1。应看到 skipped: 5、display_price: 3.92 和 stored: banana-serial-sequence。</w:t>
+      </w:r>
+    </w:p>
+    <w:p>
+      <w:pPr>
+        <w:pStyle w:val="Heading2"/>
+      </w:pPr>
+      <w:r>
+        <w:t xml:space="preserve">5.9 过载时电脑不回价格</w:t>
+      </w:r>
+    </w:p>
+    <w:p>
+      <w:r>
+        <w:t xml:space="preserve">你在状态里报 OVERLOAD 时，电脑不计算金额，也不回 display_result。过载阈值仍等传感器量程确认后由你在单片机里判断，电脑不另定一条克数线。这一步用假端口重放，不打开真实 COM 口，也不上网。</w:t>
+      </w:r>
+    </w:p>
+    <w:p>
+      <w:r>
+        <w:t xml:space="preserve">命令是 scripts/run_overload_guard.ps1。应看到 priced: no、reason: overload 和 display_sent: no。</w:t>
       </w:r>
     </w:p>
     <w:p>

--- a/docs/hardware-handoff.docx
+++ b/docs/hardware-handoff.docx
@@ -498,6 +498,24 @@
     <w:p>
       <w:r>
         <w:t xml:space="preserve">命令是 scripts/run_overload_guard.ps1。应看到 priced: no、reason: overload 和 display_sent: no。</w:t>
+      </w:r>
+    </w:p>
+    <w:p>
+      <w:pPr>
+        <w:pStyle w:val="Heading2"/>
+      </w:pPr>
+      <w:r>
+        <w:t xml:space="preserve">5.10 东西拿走后不回价格</w:t>
+      </w:r>
+    </w:p>
+    <w:p>
+      <w:r>
+        <w:t xml:space="preserve">你报 WEIGHT_REMOVED 时，电脑不计算金额，也不回 display_result。示例里净重是 0.4 克，而且这一行写了已经稳定，电脑仍然不把它当成要计价的商品。这条状态只发一次，下一行应是 ZERO。不打开真实 COM 口，也不上网。</w:t>
+      </w:r>
+    </w:p>
+    <w:p>
+      <w:r>
+        <w:t xml:space="preserve">命令是 scripts/run_removed_guard.ps1。应看到 priced: no、reason: removed 和 display_sent: no。</w:t>
       </w:r>
     </w:p>
     <w:p>

--- a/docs/hardware-handoff.docx
+++ b/docs/hardware-handoff.docx
@@ -516,6 +516,24 @@
     <w:p>
       <w:r>
         <w:t xml:space="preserve">命令是 scripts/run_removed_guard.ps1。应看到 priced: no、reason: removed 和 display_sent: no。</w:t>
+      </w:r>
+    </w:p>
+    <w:p>
+      <w:pPr>
+        <w:pStyle w:val="Heading2"/>
+      </w:pPr>
+      <w:r>
+        <w:t xml:space="preserve">5.11 去皮之后回到零</w:t>
+      </w:r>
+    </w:p>
+    <w:p>
+      <w:r>
+        <w:t xml:space="preserve">电脑会发给你一行 command，内容只有 tare。你去皮成功后回 ack，status 是 ok，然后进入 ZERO。下一行 weight 的净重应是 0，tare_g 是这次减掉的克数。示例里这个偏移是 12.7 克。上电不要自动做这件事。这一步不打开真实 COM 口，也不上网。</w:t>
+      </w:r>
+    </w:p>
+    <w:p>
+      <w:r>
+        <w:t xml:space="preserve">命令是 scripts/run_tare_roundtrip.ps1。应看到 command: tare、ack: ok、next_state: ZERO、weight_g: 0.0 和 tare_g: 12.7。</w:t>
       </w:r>
     </w:p>
     <w:p>

--- a/docs/hardware-handoff.docx
+++ b/docs/hardware-handoff.docx
@@ -534,6 +534,24 @@
     <w:p>
       <w:r>
         <w:t xml:space="preserve">命令是 scripts/run_tare_roundtrip.ps1。应看到 command: tare、ack: ok、next_state: ZERO、weight_g: 0.0 和 tare_g: 12.7。</w:t>
+      </w:r>
+    </w:p>
+    <w:p>
+      <w:pPr>
+        <w:pStyle w:val="Heading2"/>
+      </w:pPr>
+      <w:r>
+        <w:t xml:space="preserve">5.12 过载时不要去皮</w:t>
+      </w:r>
+    </w:p>
+    <w:p>
+      <w:r>
+        <w:t xml:space="preserve">秤处于 OVERLOAD、ERROR 或刚上电的 BOOT 时，如果收到 tare，不要改偏移，回复 ack 的 status 为 error，状态保持不变。示例是过载：应答失败，tare_g 仍是 12.7 克，没有回到 ZERO。不打开真实 COM 口，也不上网。</w:t>
+      </w:r>
+    </w:p>
+    <w:p>
+      <w:r>
+        <w:t xml:space="preserve">命令是 scripts/run_tare_rejected.ps1。应看到 command: tare、ack: error、state: OVERLOAD 和 tare_g: 12.7。</w:t>
       </w:r>
     </w:p>
     <w:p>

--- a/docs/hardware-handoff.docx
+++ b/docs/hardware-handoff.docx
@@ -552,6 +552,24 @@
     <w:p>
       <w:r>
         <w:t xml:space="preserve">命令是 scripts/run_tare_rejected.ps1。应看到 command: tare、ack: error、state: OVERLOAD 和 tare_g: 12.7。</w:t>
+      </w:r>
+    </w:p>
+    <w:p>
+      <w:pPr>
+        <w:pStyle w:val="Heading2"/>
+      </w:pPr>
+      <w:r>
+        <w:t xml:space="preserve">5.13 放上再拿走，只回一行价格</w:t>
+      </w:r>
+    </w:p>
+    <w:p>
+      <w:r>
+        <w:t xml:space="preserve">一次完整过程至少有 WEIGHT_CHANGED、WEIGHT_STABLE、WEIGHT_REMOVED。145 克还在变化时，电脑不回价格。326.4 克稳定后回一行 3.92 元。随后你报东西被拿走，电脑不再回第二行。视觉应答里的 999 元不会出现。不打开真实 COM 口，也不上网。</w:t>
+      </w:r>
+    </w:p>
+    <w:p>
+      <w:r>
+        <w:t xml:space="preserve">命令是 scripts/run_place_and_remove.ps1。应看到 displays: 1、display_price: 3.92 和 after_remove: no。</w:t>
       </w:r>
     </w:p>
     <w:p>

--- a/docs/hardware-handoff.docx
+++ b/docs/hardware-handoff.docx
@@ -570,6 +570,24 @@
     <w:p>
       <w:r>
         <w:t xml:space="preserve">命令是 scripts/run_place_and_remove.ps1。应看到 displays: 1、display_price: 3.92 和 after_remove: no。</w:t>
+      </w:r>
+    </w:p>
+    <w:p>
+      <w:pPr>
+        <w:pStyle w:val="Heading2"/>
+      </w:pPr>
+      <w:r>
+        <w:t xml:space="preserve">5.14 两个模型说的不是同一个名字</w:t>
+      </w:r>
+    </w:p>
+    <w:p>
+      <w:r>
+        <w:t xml:space="preserve">认物品的模型和查单价的模型必须说同一个名字。视觉说香蕉、文本说苹果时，电脑不计价，也不回 display_result，文本里的单价也不会被拿来用。两边都说香蕉时，仍然是 326.4 克对应 3.92 元。这一步不联网。单片机不用改协议；只是有时重量已经稳定，电脑也不会回价格。</w:t>
+      </w:r>
+    </w:p>
+    <w:p>
+      <w:r>
+        <w:t xml:space="preserve">命令是 scripts/run_label_guard.ps1。应看到 priced: no、reason: label mismatch、vision_label: banana 和 text_label: apple。</w:t>
       </w:r>
     </w:p>
     <w:p>

--- a/docs/hardware-handoff.docx
+++ b/docs/hardware-handoff.docx
@@ -588,6 +588,24 @@
     <w:p>
       <w:r>
         <w:t xml:space="preserve">命令是 scripts/run_label_guard.ps1。应看到 priced: no、reason: label mismatch、vision_label: banana 和 text_label: apple。</w:t>
+      </w:r>
+    </w:p>
+    <w:p>
+      <w:pPr>
+        <w:pStyle w:val="Heading2"/>
+      </w:pPr>
+      <w:r>
+        <w:t xml:space="preserve">5.15 重量已经稳定，名字不一致也不回价格</w:t>
+      </w:r>
+    </w:p>
+    <w:p>
+      <w:r>
+        <w:t xml:space="preserve">你按协议报了稳定的 326.4 克之后，电脑仍可能不回 display_result。这一步的原因是认物品的模型说香蕉，查单价的模型说苹果。电脑不会把苹果的单价安到香蕉上，也不会写显示行。不打开真实 COM 口，也不上网。</w:t>
+      </w:r>
+    </w:p>
+    <w:p>
+      <w:r>
+        <w:t xml:space="preserve">命令是 scripts/run_serial_label_guard.ps1。应看到 weight_g: 326.4、priced: no、reason: label mismatch 和 display_sent: no。</w:t>
       </w:r>
     </w:p>
     <w:p>

--- a/docs/hardware-handoff.docx
+++ b/docs/hardware-handoff.docx
@@ -606,6 +606,24 @@
     <w:p>
       <w:r>
         <w:t xml:space="preserve">命令是 scripts/run_serial_label_guard.ps1。应看到 weight_g: 326.4、priced: no、reason: label mismatch 和 display_sent: no。</w:t>
+      </w:r>
+    </w:p>
+    <w:p>
+      <w:pPr>
+        <w:pStyle w:val="Heading2"/>
+      </w:pPr>
+      <w:r>
+        <w:t xml:space="preserve">5.16 坏行丢掉，后面的稳定重量仍计价</w:t>
+      </w:r>
+    </w:p>
+    <w:p>
+      <w:r>
+        <w:t xml:space="preserve">如果串口上夹了一行不是 JSON 的内容，例如裸数字 123.45，电脑丢掉这一行，不把它当成重量。后面跟着的稳定 326.4 克仍然按文本应答计价，回一行 3.92 元。不打开真实 COM 口，也不上网。</w:t>
+      </w:r>
+    </w:p>
+    <w:p>
+      <w:r>
+        <w:t xml:space="preserve">命令是 scripts/run_bad_line.ps1。应看到 bad_line: dropped、weight_g: 326.4、display_price: 3.92 和 stored: banana-bad-line。</w:t>
       </w:r>
     </w:p>
     <w:p>

--- a/docs/hardware-handoff.docx
+++ b/docs/hardware-handoff.docx
@@ -624,6 +624,24 @@
     <w:p>
       <w:r>
         <w:t xml:space="preserve">命令是 scripts/run_bad_line.ps1。应看到 bad_line: dropped、weight_g: 326.4、display_price: 3.92 和 stored: banana-bad-line。</w:t>
+      </w:r>
+    </w:p>
+    <w:p>
+      <w:pPr>
+        <w:pStyle w:val="Heading2"/>
+      </w:pPr>
+      <w:r>
+        <w:t xml:space="preserve">5.17 多出来的字段不要整行丢掉</w:t>
+      </w:r>
+    </w:p>
+    <w:p>
+      <w:r>
+        <w:t xml:space="preserve">重量行里如果多了一个协议没规定的字段，例如 note，电脑忽略它，仍然用这一行的 326.4 克计价，回 3.92 元。这个多余字段不会出现在回给你的显示行里。以后你加调试字段，不用先改电脑程序。不打开真实 COM 口，也不上网。</w:t>
+      </w:r>
+    </w:p>
+    <w:p>
+      <w:r>
+        <w:t xml:space="preserve">命令是 scripts/run_extra_field.ps1。应看到 extra_field: ignored、display_price: 3.92 和 note_in_display: no。</w:t>
       </w:r>
     </w:p>
     <w:p>

--- a/docs/hardware-handoff.docx
+++ b/docs/hardware-handoff.docx
@@ -642,6 +642,24 @@
     <w:p>
       <w:r>
         <w:t xml:space="preserve">命令是 scripts/run_extra_field.ps1。应看到 extra_field: ignored、display_price: 3.92 和 note_in_display: no。</w:t>
+      </w:r>
+    </w:p>
+    <w:p>
+      <w:pPr>
+        <w:pStyle w:val="Heading2"/>
+      </w:pPr>
+      <w:r>
+        <w:t xml:space="preserve">5.18 读不到传感器时不回价格</w:t>
+      </w:r>
+    </w:p>
+    <w:p>
+      <w:r>
+        <w:t xml:space="preserve">连续大约 1 秒读不到 HX711，或数据线一直不就绪，状态报 ERROR，weight 的 status 用 error。这和 OVERLOAD 不是同一件事，过载阈值仍等你确认量程。电脑看到 ERROR 就不计算金额，也不回 display_result。不打开真实 COM 口，也不上网。</w:t>
+      </w:r>
+    </w:p>
+    <w:p>
+      <w:r>
+        <w:t xml:space="preserve">命令是 scripts/run_error_guard.ps1。应看到 priced: no、reason: error 和 display_sent: no。</w:t>
       </w:r>
     </w:p>
     <w:p>

--- a/docs/hardware-handoff.docx
+++ b/docs/hardware-handoff.docx
@@ -660,6 +660,24 @@
     <w:p>
       <w:r>
         <w:t xml:space="preserve">命令是 scripts/run_error_guard.ps1。应看到 priced: no、reason: error 和 display_sent: no。</w:t>
+      </w:r>
+    </w:p>
+    <w:p>
+      <w:pPr>
+        <w:pStyle w:val="Heading2"/>
+      </w:pPr>
+      <w:r>
+        <w:t xml:space="preserve">5.19 刚上电时不要去皮</w:t>
+      </w:r>
+    </w:p>
+    <w:p>
+      <w:r>
+        <w:t xml:space="preserve">HX711 还不能读、状态是 BOOT 时，如果收到 tare，不要改偏移，回复 ack 的 status 为 error，状态保持 BOOT。这时偏移仍是 0。上电本来就不要自动去皮。不打开真实 COM 口，也不上网。</w:t>
+      </w:r>
+    </w:p>
+    <w:p>
+      <w:r>
+        <w:t xml:space="preserve">命令是 scripts/run_boot_tare.ps1。应看到 command: tare、ack: error、state: BOOT 和 tare_g: 0.0。</w:t>
       </w:r>
     </w:p>
     <w:p>

--- a/docs/hardware-handoff.docx
+++ b/docs/hardware-handoff.docx
@@ -678,6 +678,24 @@
     <w:p>
       <w:r>
         <w:t xml:space="preserve">命令是 scripts/run_boot_tare.ps1。应看到 command: tare、ack: error、state: BOOT 和 tare_g: 0.0。</w:t>
+      </w:r>
+    </w:p>
+    <w:p>
+      <w:pPr>
+        <w:pStyle w:val="Heading2"/>
+      </w:pPr>
+      <w:r>
+        <w:t xml:space="preserve">5.20 故障消失后，后面的稳定重量仍计价</w:t>
+      </w:r>
+    </w:p>
+    <w:p>
+      <w:r>
+        <w:t xml:space="preserve">ERROR 消失后你会回到 READY，然后可以再正常称重。电脑不会因为前面有过故障，就拒绝后面的稳定重量。示例里故障那一行被跳过，随后 326.4 克仍回 3.92 元。不打开真实 COM 口，也不上网。</w:t>
+      </w:r>
+    </w:p>
+    <w:p>
+      <w:r>
+        <w:t xml:space="preserve">命令是 scripts/run_error_then_stable.ps1。应看到 skipped: 1、display_price: 3.92 和 stored: banana-after-error。</w:t>
       </w:r>
     </w:p>
     <w:p>

--- a/docs/hardware-handoff.docx
+++ b/docs/hardware-handoff.docx
@@ -696,6 +696,42 @@
     <w:p>
       <w:r>
         <w:t xml:space="preserve">命令是 scripts/run_error_then_stable.ps1。应看到 skipped: 1、display_price: 3.92 和 stored: banana-after-error。</w:t>
+      </w:r>
+    </w:p>
+    <w:p>
+      <w:pPr>
+        <w:pStyle w:val="Heading2"/>
+      </w:pPr>
+      <w:r>
+        <w:t xml:space="preserve">5.21 一行不要超过 512 字节</w:t>
+      </w:r>
+    </w:p>
+    <w:p>
+      <w:r>
+        <w:t xml:space="preserve">协议规定一行不含换行最多 512 字节。更长的一行电脑会丢掉，不把它当成重量，也不让它挡住后面的数据。后面如果还有稳定的 326.4 克，仍然回 3.92 元。调试时不要把长日志塞进同一行 JSON。不打开真实 COM 口，也不上网。</w:t>
+      </w:r>
+    </w:p>
+    <w:p>
+      <w:r>
+        <w:t xml:space="preserve">命令是 scripts/run_long_line.ps1。应看到 long_line: dropped、weight_g: 326.4 和 display_price: 3.92。</w:t>
+      </w:r>
+    </w:p>
+    <w:p>
+      <w:pPr>
+        <w:pStyle w:val="Heading2"/>
+      </w:pPr>
+      <w:r>
+        <w:t xml:space="preserve">协议侧可以按现在的文档做</w:t>
+      </w:r>
+    </w:p>
+    <w:p>
+      <w:r>
+        <w:t xml:space="preserve">串口上要遵守的规则到这里就齐了：一行一个 JSON、八个状态、稳定后才有价格、过载和故障和拿走和刚上电都不去皮或不出价、坏行和超长行丢掉、多出来的字段可以忽略。细节以 docs/protocol.md 和 docs/state-machine.md 为准。</w:t>
+      </w:r>
+    </w:p>
+    <w:p>
+      <w:r>
+        <w:t xml:space="preserve">电脑在没有云模型 key 时不会上网查价。固件仍等你确认芯片、传感器量程和 HX711 的两个脚。板子插上之后才做真串口联调。</w:t>
       </w:r>
     </w:p>
     <w:p>
